--- a/Rapid Cortex Internal Docs/RC_Market_Penetration_Strategy.docx
+++ b/Rapid Cortex Internal Docs/RC_Market_Penetration_Strategy.docx
@@ -17,7 +17,7 @@
           <w:sz w:val="60"/>
           <w:szCs w:val="60"/>
         </w:rPr>
-        <w:t xml:space="preserve">RAPID CORTEX</w:t>
+        <w:t xml:space="preserve">NEXCORT IQ</w:t>
       </w:r>
     </w:p>
     <w:p>
@@ -143,7 +143,7 @@
           <w:sz w:val="19"/>
           <w:szCs w:val="19"/>
         </w:rPr>
-        <w:t xml:space="preserve">The core thesis: Rapid Cortex enters the market at the same position Prepared was in when it grew to 1,000+ agencies. The window is open — and actively closing as Axon consolidates. Every action in the next 12 months is about building the reference base before that window narrows.</w:t>
+        <w:t xml:space="preserve">The core thesis: NexCort iQ enters the market at the same position Prepared was in when it grew to 1,000+ agencies. The window is open — and actively closing as Axon consolidates. Every action in the next 12 months is about building the reference base before that window narrows.</w:t>
       </w:r>
     </w:p>
     <w:p>
@@ -413,7 +413,7 @@
           <w:sz w:val="18"/>
           <w:szCs w:val="18"/>
         </w:rPr>
-        <w:t xml:space="preserve">Axon's acquisition of Prepared and Carbyne in late 2025 validated the 911 AI market at $1B+ in M&amp;A activity. Rapid Cortex enters this market post-validation but pre-consolidation at the agency level — the same starting position Prepared had when it grew to 1,000+ agencies in 2–3 years. The next 18–24 months are the defining window to build the reference base, prove ROI, and establish RC as the independent standard for 911 AI intelligence.</w:t>
+        <w:t xml:space="preserve">Axon's acquisition of Prepared and Carbyne in late 2025 validated the 911 AI market at $1B+ in M&amp;A activity. NexCort iQ enters this market post-validation but pre-consolidation at the agency level — the same starting position Prepared had when it grew to 1,000+ agencies in 2–3 years. The next 18–24 months are the defining window to build the reference base, prove ROI, and establish RC as the independent standard for 911 AI intelligence.</w:t>
       </w:r>
     </w:p>
     <w:p>
@@ -1692,7 +1692,7 @@
           <w:sz w:val="18"/>
           <w:szCs w:val="18"/>
         </w:rPr>
-        <w:t xml:space="preserve">Prepared took 2–3 years from launch to 1,000+ agencies and acquisition. Rapid Cortex is at the same starting line today with a deeper product, cleaner data architecture, and a clearer competitive narrative. The agencies that sign now become the reference base that unlocks everything else.</w:t>
+        <w:t xml:space="preserve">Prepared took 2–3 years from launch to 1,000+ agencies and acquisition. NexCort iQ is at the same starting line today with a deeper product, cleaner data architecture, and a clearer competitive narrative. The agencies that sign now become the reference base that unlocks everything else.</w:t>
       </w:r>
     </w:p>
     <w:p>
@@ -20446,7 +20446,7 @@
           <w:sz w:val="18"/>
           <w:szCs w:val="18"/>
         </w:rPr>
-        <w:t xml:space="preserve">Prepared reached 1,000 agencies before acquisition. Carbyne reached 300 sites. Both were acquired, not because they failed — but because they succeeded fast enough to become acquisition targets. Rapid Cortex has the same window. The next 12 months are not about perfection. They are about landing reference customers, proving ROI at every tier, and establishing RC as the platform that agencies trust before the market consolidates around the next acquisition. Move at the speed of response.</w:t>
+        <w:t xml:space="preserve">Prepared reached 1,000 agencies before acquisition. Carbyne reached 300 sites. Both were acquired, not because they failed — but because they succeeded fast enough to become acquisition targets. NexCort iQ has the same window. The next 12 months are not about perfection. They are about landing reference customers, proving ROI at every tier, and establishing RC as the platform that agencies trust before the market consolidates around the next acquisition. Move at the speed of response.</w:t>
       </w:r>
     </w:p>
     <w:p>
@@ -20464,7 +20464,7 @@
           <w:sz w:val="16"/>
           <w:szCs w:val="16"/>
         </w:rPr>
-        <w:t xml:space="preserve">Rapid Cortex — Intelligence at the Speed of Response  ·  rapidcortex.us  ·  CONFIDENTIAL</w:t>
+        <w:t xml:space="preserve">NexCort iQ — Intelligence at the Speed of Response  ·  rapidcortex.us  ·  CONFIDENTIAL</w:t>
       </w:r>
     </w:p>
     <w:sectPr>
